--- a/WebContent/docx/肺癌49检测报告-湖南省中医研.docx
+++ b/WebContent/docx/肺癌49检测报告-湖南省中医研.docx
@@ -240,7 +240,7 @@
                     </pic:cNvPicPr>
                   </pic:nvPicPr>
                   <pic:blipFill>
-                    <a:blip r:embed="rId11"/>
+                    <a:blip r:embed="rId9"/>
                     <a:srcRect/>
                     <a:stretch>
                       <a:fillRect/>
@@ -292,7 +292,7 @@
                     </pic:cNvPicPr>
                   </pic:nvPicPr>
                   <pic:blipFill>
-                    <a:blip r:embed="rId12"/>
+                    <a:blip r:embed="rId10"/>
                     <a:stretch>
                       <a:fillRect/>
                     </a:stretch>
@@ -338,7 +338,7 @@
                     </pic:cNvPicPr>
                   </pic:nvPicPr>
                   <pic:blipFill>
-                    <a:blip r:embed="rId13"/>
+                    <a:blip r:embed="rId11"/>
                     <a:srcRect l="1400" t="66" r="1581" b="-6"/>
                     <a:stretch>
                       <a:fillRect/>
@@ -512,8 +512,6 @@
           <w:lang w:eastAsia="zh-CN"/>
         </w:rPr>
         <w:sectPr>
-          <w:headerReference r:id="rId3" w:type="default"/>
-          <w:footerReference r:id="rId4" w:type="default"/>
           <w:pgSz w:w="11910" w:h="16840"/>
           <w:pgMar w:top="0" w:right="0" w:bottom="280" w:left="20" w:header="0" w:footer="720" w:gutter="0"/>
           <w:pgNumType w:start="1"/>
@@ -3026,8 +3024,8 @@
           <w:lang w:eastAsia="zh-CN"/>
         </w:rPr>
         <w:sectPr>
-          <w:headerReference r:id="rId5" w:type="default"/>
-          <w:footerReference r:id="rId6" w:type="default"/>
+          <w:headerReference r:id="rId3" w:type="default"/>
+          <w:footerReference r:id="rId4" w:type="default"/>
           <w:pgSz w:w="11910" w:h="16840"/>
           <w:pgMar w:top="1037" w:right="1020" w:bottom="981" w:left="1020" w:header="567" w:footer="567" w:gutter="0"/>
           <w:pgNumType w:start="1"/>
@@ -3062,12 +3060,14 @@
       <w:bookmarkStart w:id="3" w:name="_Toc21009_WPSOffice_Level1"/>
       <w:bookmarkStart w:id="4" w:name="_Toc3619"/>
       <w:bookmarkStart w:id="5" w:name="_Toc14123"/>
-      <w:bookmarkStart w:id="6" w:name="_Toc30143_WPSOffice_Level1"/>
-      <w:bookmarkStart w:id="7" w:name="_Toc107825547"/>
-      <w:bookmarkStart w:id="8" w:name="_Toc6131"/>
-      <w:bookmarkStart w:id="9" w:name="_Toc25937"/>
-      <w:bookmarkStart w:id="10" w:name="_Toc24178_WPSOffice_Level1"/>
+      <w:bookmarkStart w:id="6" w:name="_Toc107825547"/>
+      <w:bookmarkStart w:id="7" w:name="_Toc6131"/>
+      <w:bookmarkStart w:id="8" w:name="_Toc25937"/>
+      <w:bookmarkStart w:id="9" w:name="_Toc24178_WPSOffice_Level1"/>
+      <w:bookmarkStart w:id="10" w:name="_Toc30143_WPSOffice_Level1"/>
       <w:bookmarkStart w:id="11" w:name="_Toc21669"/>
+      <w:bookmarkStart w:id="166" w:name="_GoBack"/>
+      <w:bookmarkEnd w:id="166"/>
       <w:r>
         <w:rPr>
           <w:rFonts w:ascii="Times New Roman" w:hAnsi="Times New Roman"/>
@@ -3944,15 +3944,15 @@
           </w14:shadow>
         </w:rPr>
       </w:pPr>
-      <w:bookmarkStart w:id="12" w:name="_Toc17451"/>
-      <w:bookmarkStart w:id="13" w:name="_Toc16895"/>
-      <w:bookmarkStart w:id="14" w:name="_Toc26731"/>
-      <w:bookmarkStart w:id="15" w:name="_Toc9506"/>
-      <w:bookmarkStart w:id="16" w:name="_Toc29272"/>
-      <w:bookmarkStart w:id="17" w:name="_Toc7021_WPSOffice_Level1"/>
-      <w:bookmarkStart w:id="18" w:name="_Toc18062_WPSOffice_Level1"/>
-      <w:bookmarkStart w:id="19" w:name="_Toc107825548"/>
-      <w:bookmarkStart w:id="20" w:name="_Toc11015_WPSOffice_Level1"/>
+      <w:bookmarkStart w:id="12" w:name="_Toc9506"/>
+      <w:bookmarkStart w:id="13" w:name="_Toc29272"/>
+      <w:bookmarkStart w:id="14" w:name="_Toc7021_WPSOffice_Level1"/>
+      <w:bookmarkStart w:id="15" w:name="_Toc17451"/>
+      <w:bookmarkStart w:id="16" w:name="_Toc16895"/>
+      <w:bookmarkStart w:id="17" w:name="_Toc26731"/>
+      <w:bookmarkStart w:id="18" w:name="_Toc107825548"/>
+      <w:bookmarkStart w:id="19" w:name="_Toc11015_WPSOffice_Level1"/>
+      <w:bookmarkStart w:id="20" w:name="_Toc18062_WPSOffice_Level1"/>
       <w:bookmarkStart w:id="21" w:name="_Toc3823"/>
       <w:r>
         <w:rPr>
@@ -4201,13 +4201,13 @@
           </w14:shadow>
         </w:rPr>
       </w:pPr>
-      <w:bookmarkStart w:id="23" w:name="_Toc12582"/>
-      <w:bookmarkStart w:id="24" w:name="_Toc23369_WPSOffice_Level1"/>
+      <w:bookmarkStart w:id="23" w:name="_Toc25920"/>
+      <w:bookmarkStart w:id="24" w:name="_Toc18058"/>
       <w:bookmarkStart w:id="25" w:name="_Toc107825549"/>
-      <w:bookmarkStart w:id="26" w:name="_Toc6221_WPSOffice_Level1"/>
-      <w:bookmarkStart w:id="27" w:name="_Toc25920"/>
-      <w:bookmarkStart w:id="28" w:name="_Toc18058"/>
-      <w:bookmarkStart w:id="29" w:name="_Toc16576"/>
+      <w:bookmarkStart w:id="26" w:name="_Toc12582"/>
+      <w:bookmarkStart w:id="27" w:name="_Toc16576"/>
+      <w:bookmarkStart w:id="28" w:name="_Toc23369_WPSOffice_Level1"/>
+      <w:bookmarkStart w:id="29" w:name="_Toc6221_WPSOffice_Level1"/>
       <w:bookmarkStart w:id="30" w:name="_Toc18576"/>
       <w:bookmarkStart w:id="31" w:name="_Toc11126"/>
       <w:r>
@@ -5492,7 +5492,7 @@
                                   </pic:cNvPicPr>
                                 </pic:nvPicPr>
                                 <pic:blipFill>
-                                  <a:blip r:embed="rId14">
+                                  <a:blip r:embed="rId12">
                                     <a:clrChange>
                                       <a:clrFrom>
                                         <a:srgbClr val="FFFFFF">
@@ -5533,7 +5533,7 @@
                                   </pic:cNvPicPr>
                                 </pic:nvPicPr>
                                 <pic:blipFill>
-                                  <a:blip r:embed="rId15"/>
+                                  <a:blip r:embed="rId13"/>
                                   <a:srcRect l="21003" t="56913" r="27176" b="26386"/>
                                   <a:stretch>
                                     <a:fillRect/>
@@ -5558,7 +5558,7 @@
                                 </pic:cNvPicPr>
                               </pic:nvPicPr>
                               <pic:blipFill>
-                                <a:blip r:embed="rId16">
+                                <a:blip r:embed="rId14">
                                   <a:extLst>
                                     <a:ext uri="{28A0092B-C50C-407E-A947-70E740481C1C}">
                                       <a14:useLocalDpi xmlns:a14="http://schemas.microsoft.com/office/drawing/2010/main" val="0"/>
@@ -5599,20 +5599,20 @@
                         <v:shape id="图片 29" o:spid="_x0000_s1026" o:spt="75" alt="IMG_256" type="#_x0000_t75" style="position:absolute;left:21031;top:38313;height:570;width:975;" filled="f" o:preferrelative="t" stroked="f" coordsize="21600,21600" o:gfxdata="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">
                           <v:fill on="f" focussize="0,0"/>
                           <v:stroke on="f"/>
-                          <v:imagedata r:id="rId14" chromakey="#FFFFFF" o:title=""/>
+                          <v:imagedata r:id="rId12" chromakey="#FFFFFF" o:title=""/>
                           <o:lock v:ext="edit" aspectratio="t"/>
                         </v:shape>
                         <v:shape id="_x0000_s1026" o:spid="_x0000_s1026" o:spt="75" alt="c9514d16fd70679bf0495aeebb03c72d_compress" type="#_x0000_t75" style="position:absolute;left:17956;top:38485;height:475;width:1550;" filled="f" o:preferrelative="t" stroked="f" coordsize="21600,21600" o:gfxdata="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">
                           <v:fill on="f" focussize="0,0"/>
                           <v:stroke on="f"/>
-                          <v:imagedata r:id="rId15" cropleft="13765f" croptop="37299f" cropright="17810f" cropbottom="17292f" o:title=""/>
+                          <v:imagedata r:id="rId13" cropleft="13765f" croptop="37299f" cropright="17810f" cropbottom="17292f" o:title=""/>
                           <o:lock v:ext="edit" aspectratio="t"/>
                         </v:shape>
                       </v:group>
                       <v:shape id="图片 25" o:spid="_x0000_s1026" o:spt="75" type="#_x0000_t75" style="position:absolute;left:20535;top:37747;height:2273;width:2273;" filled="f" o:preferrelative="t" stroked="f" coordsize="21600,21600" o:gfxdata="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">
                         <v:fill on="f" focussize="0,0"/>
                         <v:stroke on="f"/>
-                        <v:imagedata r:id="rId16" o:title=""/>
+                        <v:imagedata r:id="rId14" o:title=""/>
                         <o:lock v:ext="edit" aspectratio="t"/>
                       </v:shape>
                     </v:group>
@@ -6049,7 +6049,7 @@
                                   </pic:cNvPicPr>
                                 </pic:nvPicPr>
                                 <pic:blipFill>
-                                  <a:blip r:embed="rId17"/>
+                                  <a:blip r:embed="rId15"/>
                                   <a:srcRect l="43292" t="26660" r="21693" b="24394"/>
                                   <a:stretch>
                                     <a:fillRect/>
@@ -6073,7 +6073,7 @@
                                   </pic:cNvPicPr>
                                 </pic:nvPicPr>
                                 <pic:blipFill>
-                                  <a:blip r:embed="rId14">
+                                  <a:blip r:embed="rId12">
                                     <a:clrChange>
                                       <a:clrFrom>
                                         <a:srgbClr val="FFFFFF">
@@ -6115,7 +6115,7 @@
                                 </pic:cNvPicPr>
                               </pic:nvPicPr>
                               <pic:blipFill>
-                                <a:blip r:embed="rId16">
+                                <a:blip r:embed="rId14">
                                   <a:extLst>
                                     <a:ext uri="{28A0092B-C50C-407E-A947-70E740481C1C}">
                                       <a14:useLocalDpi xmlns:a14="http://schemas.microsoft.com/office/drawing/2010/main" val="0"/>
@@ -6156,20 +6156,20 @@
                         <v:shape id="_x0000_s1026" o:spid="_x0000_s1026" o:spt="75" alt="24f613a0-66be-430b-9e80-270d3393fac5" type="#_x0000_t75" style="position:absolute;left:18366;top:39740;height:1327;width:506;rotation:-5898240f;" filled="f" o:preferrelative="t" stroked="f" coordsize="21600,21600" o:gfxdata="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">
                           <v:fill on="f" focussize="0,0"/>
                           <v:stroke on="f"/>
-                          <v:imagedata r:id="rId17" cropleft="28372f" croptop="17472f" cropright="14217f" cropbottom="15987f" o:title=""/>
+                          <v:imagedata r:id="rId15" cropleft="28372f" croptop="17472f" cropright="14217f" cropbottom="15987f" o:title=""/>
                           <o:lock v:ext="edit" aspectratio="t"/>
                         </v:shape>
                         <v:shape id="_x0000_s1026" o:spid="_x0000_s1026" o:spt="75" alt="IMG_256" type="#_x0000_t75" style="position:absolute;left:21195;top:40098;height:570;width:975;" filled="f" o:preferrelative="t" stroked="f" coordsize="21600,21600" o:gfxdata="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">
                           <v:fill on="f" focussize="0,0"/>
                           <v:stroke on="f"/>
-                          <v:imagedata r:id="rId14" chromakey="#FFFFFF" o:title=""/>
+                          <v:imagedata r:id="rId12" chromakey="#FFFFFF" o:title=""/>
                           <o:lock v:ext="edit" aspectratio="t"/>
                         </v:shape>
                       </v:group>
                       <v:shape id="图片 25" o:spid="_x0000_s1026" o:spt="75" type="#_x0000_t75" style="position:absolute;left:20622;top:39496;height:2273;width:2273;" filled="f" o:preferrelative="t" stroked="f" coordsize="21600,21600" o:gfxdata="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">
                         <v:fill on="f" focussize="0,0"/>
                         <v:stroke on="f"/>
-                        <v:imagedata r:id="rId16" o:title=""/>
+                        <v:imagedata r:id="rId14" o:title=""/>
                         <o:lock v:ext="edit" aspectratio="t"/>
                       </v:shape>
                     </v:group>
@@ -6596,7 +6596,7 @@
                                 </pic:cNvPicPr>
                               </pic:nvPicPr>
                               <pic:blipFill>
-                                <a:blip r:embed="rId16">
+                                <a:blip r:embed="rId14">
                                   <a:extLst>
                                     <a:ext uri="{28A0092B-C50C-407E-A947-70E740481C1C}">
                                       <a14:useLocalDpi xmlns:a14="http://schemas.microsoft.com/office/drawing/2010/main" val="0"/>
@@ -6641,7 +6641,7 @@
                                   </pic:cNvPicPr>
                                 </pic:nvPicPr>
                                 <pic:blipFill>
-                                  <a:blip r:embed="rId18">
+                                  <a:blip r:embed="rId16">
                                     <a:biLevel thresh="50000"/>
                                   </a:blip>
                                   <a:srcRect l="7865" t="11797" r="5322" b="19074"/>
@@ -6668,7 +6668,7 @@
                                   </pic:cNvPicPr>
                                 </pic:nvPicPr>
                                 <pic:blipFill>
-                                  <a:blip r:embed="rId14">
+                                  <a:blip r:embed="rId12">
                                     <a:clrChange>
                                       <a:clrFrom>
                                         <a:srgbClr val="FFFFFF">
@@ -6715,7 +6715,7 @@
                       <v:shape id="图片 23" o:spid="_x0000_s1026" o:spt="75" type="#_x0000_t75" style="position:absolute;left:20494;top:41199;height:2273;width:2273;" filled="f" o:preferrelative="t" stroked="f" coordsize="21600,21600" o:gfxdata="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">
                         <v:fill on="f" focussize="0,0"/>
                         <v:stroke on="f"/>
-                        <v:imagedata r:id="rId16" o:title=""/>
+                        <v:imagedata r:id="rId14" o:title=""/>
                         <o:lock v:ext="edit" aspectratio="t"/>
                       </v:shape>
                       <v:group id="组合 23" o:spid="_x0000_s1026" o:spt="203" style="position:absolute;left:17862;top:41843;height:652;width:4208;" coordorigin="17862,41843" coordsize="4208,652" o:gfxdata="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">
@@ -6723,13 +6723,13 @@
                         <v:shape id="图片 59" o:spid="_x0000_s1026" o:spt="75" alt="图片1" type="#_x0000_t75" style="position:absolute;left:17862;top:41869;height:627;width:1468;" filled="f" o:preferrelative="t" stroked="f" coordsize="21600,21600" o:gfxdata="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">
                           <v:fill on="f" focussize="0,0"/>
                           <v:stroke on="f"/>
-                          <v:imagedata r:id="rId18" cropleft="5154f" croptop="7731f" cropright="3488f" cropbottom="12500f" grayscale="t" bilevel="t" o:title=""/>
+                          <v:imagedata r:id="rId16" cropleft="5154f" croptop="7731f" cropright="3488f" cropbottom="12500f" grayscale="t" bilevel="t" o:title=""/>
                           <o:lock v:ext="edit" aspectratio="t"/>
                         </v:shape>
                         <v:shape id="图片 29" o:spid="_x0000_s1026" o:spt="75" alt="IMG_256" type="#_x0000_t75" style="position:absolute;left:21096;top:41843;height:570;width:975;" filled="f" o:preferrelative="t" stroked="f" coordsize="21600,21600" o:gfxdata="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">
                           <v:fill on="f" focussize="0,0"/>
                           <v:stroke on="f"/>
-                          <v:imagedata r:id="rId14" chromakey="#FFFFFF" o:title=""/>
+                          <v:imagedata r:id="rId12" chromakey="#FFFFFF" o:title=""/>
                           <o:lock v:ext="edit" aspectratio="t"/>
                         </v:shape>
                       </v:group>
@@ -7159,7 +7159,7 @@
                                 </pic:cNvPicPr>
                               </pic:nvPicPr>
                               <pic:blipFill>
-                                <a:blip r:embed="rId16">
+                                <a:blip r:embed="rId14">
                                   <a:extLst>
                                     <a:ext uri="{28A0092B-C50C-407E-A947-70E740481C1C}">
                                       <a14:useLocalDpi xmlns:a14="http://schemas.microsoft.com/office/drawing/2010/main" val="0"/>
@@ -7204,7 +7204,7 @@
                                   </pic:cNvPicPr>
                                 </pic:nvPicPr>
                                 <pic:blipFill>
-                                  <a:blip r:embed="rId14">
+                                  <a:blip r:embed="rId12">
                                     <a:clrChange>
                                       <a:clrFrom>
                                         <a:srgbClr val="FFFFFF">
@@ -7245,7 +7245,7 @@
                                   </pic:cNvPicPr>
                                 </pic:nvPicPr>
                                 <pic:blipFill>
-                                  <a:blip r:embed="rId18">
+                                  <a:blip r:embed="rId16">
                                     <a:biLevel thresh="50000"/>
                                   </a:blip>
                                   <a:srcRect l="7865" t="11797" r="5322" b="19074"/>
@@ -7278,7 +7278,7 @@
                       <v:shape id="图片 25" o:spid="_x0000_s1026" o:spt="75" type="#_x0000_t75" style="position:absolute;left:20665;top:42945;height:2273;width:2273;" filled="f" o:preferrelative="t" stroked="f" coordsize="21600,21600" o:gfxdata="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">
                         <v:fill on="f" focussize="0,0"/>
                         <v:stroke on="f"/>
-                        <v:imagedata r:id="rId16" o:title=""/>
+                        <v:imagedata r:id="rId14" o:title=""/>
                         <o:lock v:ext="edit" aspectratio="t"/>
                       </v:shape>
                       <v:group id="组合 27" o:spid="_x0000_s1026" o:spt="203" style="position:absolute;left:17976;top:43614;height:626;width:4551;" coordorigin="17976,43614" coordsize="4551,626" o:gfxdata="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">
@@ -7286,13 +7286,13 @@
                         <v:shape id="图片 29" o:spid="_x0000_s1026" o:spt="75" alt="IMG_256" type="#_x0000_t75" style="position:absolute;left:17976;top:43615;height:570;width:975;" filled="f" o:preferrelative="t" stroked="f" coordsize="21600,21600" o:gfxdata="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">
                           <v:fill on="f" focussize="0,0"/>
                           <v:stroke on="f"/>
-                          <v:imagedata r:id="rId14" chromakey="#FFFFFF" o:title=""/>
+                          <v:imagedata r:id="rId12" chromakey="#FFFFFF" o:title=""/>
                           <o:lock v:ext="edit" aspectratio="t"/>
                         </v:shape>
                         <v:shape id="图片 59" o:spid="_x0000_s1026" o:spt="75" alt="图片1" type="#_x0000_t75" style="position:absolute;left:21059;top:43614;height:627;width:1468;" filled="f" o:preferrelative="t" stroked="f" coordsize="21600,21600" o:gfxdata="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">
                           <v:fill on="f" focussize="0,0"/>
                           <v:stroke on="f"/>
-                          <v:imagedata r:id="rId18" cropleft="5154f" croptop="7731f" cropright="3488f" cropbottom="12500f" grayscale="t" bilevel="t" o:title=""/>
+                          <v:imagedata r:id="rId16" cropleft="5154f" croptop="7731f" cropright="3488f" cropbottom="12500f" grayscale="t" bilevel="t" o:title=""/>
                           <o:lock v:ext="edit" aspectratio="t"/>
                         </v:shape>
                       </v:group>
@@ -8334,17 +8334,17 @@
           <w:lang w:eastAsia="zh-CN"/>
         </w:rPr>
       </w:pPr>
-      <w:bookmarkStart w:id="37" w:name="_Toc149832729"/>
-      <w:bookmarkStart w:id="38" w:name="_Toc27740"/>
-      <w:bookmarkStart w:id="39" w:name="_Toc4934"/>
+      <w:bookmarkStart w:id="37" w:name="_Toc4934"/>
+      <w:bookmarkStart w:id="38" w:name="_Toc149832729"/>
+      <w:bookmarkStart w:id="39" w:name="_Toc27740"/>
       <w:bookmarkStart w:id="40" w:name="_Toc31425"/>
-      <w:bookmarkStart w:id="41" w:name="_Toc22132"/>
-      <w:bookmarkStart w:id="42" w:name="_Toc20136_WPSOffice_Level1"/>
-      <w:bookmarkStart w:id="43" w:name="_Toc24235"/>
-      <w:bookmarkStart w:id="44" w:name="_Toc2866"/>
+      <w:bookmarkStart w:id="41" w:name="_Toc2781"/>
+      <w:bookmarkStart w:id="42" w:name="_Toc107825550"/>
+      <w:bookmarkStart w:id="43" w:name="_Toc2866"/>
+      <w:bookmarkStart w:id="44" w:name="_Toc22132"/>
       <w:bookmarkStart w:id="45" w:name="_Toc19898_WPSOffice_Level1"/>
-      <w:bookmarkStart w:id="46" w:name="_Toc107825550"/>
-      <w:bookmarkStart w:id="47" w:name="_Toc2781"/>
+      <w:bookmarkStart w:id="46" w:name="_Toc24235"/>
+      <w:bookmarkStart w:id="47" w:name="_Toc20136_WPSOffice_Level1"/>
       <w:r>
         <w:rPr>
           <w:rFonts w:hint="eastAsia"/>
@@ -10109,8 +10109,8 @@
           <w:lang w:eastAsia="zh-CN"/>
         </w:rPr>
       </w:pPr>
-      <w:bookmarkStart w:id="48" w:name="_Toc30574"/>
-      <w:bookmarkStart w:id="49" w:name="_Toc3124"/>
+      <w:bookmarkStart w:id="48" w:name="_Toc3124"/>
+      <w:bookmarkStart w:id="49" w:name="_Toc30574"/>
       <w:r>
         <w:rPr>
           <w:rStyle w:val="37"/>
@@ -10170,15 +10170,15 @@
           <w:sz w:val="30"/>
         </w:rPr>
       </w:pPr>
-      <w:bookmarkStart w:id="50" w:name="_Toc3420"/>
-      <w:bookmarkStart w:id="51" w:name="_Toc5728"/>
-      <w:bookmarkStart w:id="52" w:name="_Toc18062_WPSOffice_Level2"/>
-      <w:bookmarkStart w:id="53" w:name="_Toc27379"/>
-      <w:bookmarkStart w:id="54" w:name="_Toc11015_WPSOffice_Level2"/>
-      <w:bookmarkStart w:id="55" w:name="_Toc9088"/>
-      <w:bookmarkStart w:id="56" w:name="_Toc6360"/>
-      <w:bookmarkStart w:id="57" w:name="_Toc107825552"/>
-      <w:bookmarkStart w:id="58" w:name="_Toc23375"/>
+      <w:bookmarkStart w:id="50" w:name="_Toc27379"/>
+      <w:bookmarkStart w:id="51" w:name="_Toc11015_WPSOffice_Level2"/>
+      <w:bookmarkStart w:id="52" w:name="_Toc23375"/>
+      <w:bookmarkStart w:id="53" w:name="_Toc18062_WPSOffice_Level2"/>
+      <w:bookmarkStart w:id="54" w:name="_Toc3420"/>
+      <w:bookmarkStart w:id="55" w:name="_Toc5728"/>
+      <w:bookmarkStart w:id="56" w:name="_Toc107825552"/>
+      <w:bookmarkStart w:id="57" w:name="_Toc6360"/>
+      <w:bookmarkStart w:id="58" w:name="_Toc9088"/>
       <w:bookmarkStart w:id="59" w:name="_Toc15063"/>
       <w:r>
         <w:rPr>
@@ -10434,6 +10434,12 @@
             <w:insideH w:val="single" w:color="A4A4A4" w:sz="4" w:space="0"/>
             <w:insideV w:val="single" w:color="A4A4A4" w:sz="4" w:space="0"/>
           </w:tblBorders>
+          <w:tblCellMar>
+            <w:top w:w="0" w:type="dxa"/>
+            <w:left w:w="0" w:type="dxa"/>
+            <w:bottom w:w="0" w:type="dxa"/>
+            <w:right w:w="0" w:type="dxa"/>
+          </w:tblCellMar>
         </w:tblPrEx>
         <w:trPr>
           <w:trHeight w:val="510" w:hRule="atLeast"/>
@@ -15124,15 +15130,15 @@
       <w:bookmarkStart w:id="61" w:name="_Toc149832733"/>
       <w:bookmarkStart w:id="62" w:name="_Toc13527"/>
       <w:bookmarkStart w:id="63" w:name="_Toc22117"/>
-      <w:bookmarkStart w:id="64" w:name="_Toc23846_WPSOffice_Level1"/>
-      <w:bookmarkStart w:id="65" w:name="_Toc180"/>
-      <w:bookmarkStart w:id="66" w:name="_Toc25727"/>
-      <w:bookmarkStart w:id="67" w:name="_Toc24960"/>
-      <w:bookmarkStart w:id="68" w:name="_Toc29372"/>
-      <w:bookmarkStart w:id="69" w:name="_Toc107825555"/>
-      <w:bookmarkStart w:id="70" w:name="_Toc4331_WPSOffice_Level1"/>
-      <w:bookmarkStart w:id="71" w:name="_Toc23903"/>
-      <w:bookmarkStart w:id="72" w:name="_Toc32443_WPSOffice_Level1"/>
+      <w:bookmarkStart w:id="64" w:name="_Toc24960"/>
+      <w:bookmarkStart w:id="65" w:name="_Toc23846_WPSOffice_Level1"/>
+      <w:bookmarkStart w:id="66" w:name="_Toc29372"/>
+      <w:bookmarkStart w:id="67" w:name="_Toc180"/>
+      <w:bookmarkStart w:id="68" w:name="_Toc25727"/>
+      <w:bookmarkStart w:id="69" w:name="_Toc4331_WPSOffice_Level1"/>
+      <w:bookmarkStart w:id="70" w:name="_Toc23903"/>
+      <w:bookmarkStart w:id="71" w:name="_Toc32443_WPSOffice_Level1"/>
+      <w:bookmarkStart w:id="72" w:name="_Toc107825555"/>
       <w:r>
         <w:rPr>
           <w:rFonts w:hint="default" w:ascii="Times New Roman" w:hAnsi="Times New Roman" w:eastAsia="微软雅黑" w:cs="Times New Roman"/>
@@ -15229,12 +15235,6 @@
             <w:insideH w:val="single" w:color="A4A4A4" w:sz="4" w:space="0"/>
             <w:insideV w:val="single" w:color="A4A4A4" w:sz="4" w:space="0"/>
           </w:tblBorders>
-          <w:tblCellMar>
-            <w:top w:w="0" w:type="dxa"/>
-            <w:left w:w="113" w:type="dxa"/>
-            <w:bottom w:w="0" w:type="dxa"/>
-            <w:right w:w="113" w:type="dxa"/>
-          </w:tblCellMar>
         </w:tblPrEx>
         <w:trPr>
           <w:trHeight w:val="567" w:hRule="atLeast"/>
@@ -15751,11 +15751,11 @@
           <w:lang w:eastAsia="zh-CN"/>
         </w:rPr>
       </w:pPr>
-      <w:bookmarkStart w:id="74" w:name="_Toc32405"/>
-      <w:bookmarkStart w:id="75" w:name="_Toc16158"/>
-      <w:bookmarkStart w:id="76" w:name="_Toc149826011"/>
-      <w:bookmarkStart w:id="77" w:name="_Toc149832735"/>
-      <w:bookmarkStart w:id="78" w:name="_Toc25224"/>
+      <w:bookmarkStart w:id="74" w:name="_Toc149832735"/>
+      <w:bookmarkStart w:id="75" w:name="_Toc149826011"/>
+      <w:bookmarkStart w:id="76" w:name="_Toc32405"/>
+      <w:bookmarkStart w:id="77" w:name="_Toc25224"/>
+      <w:bookmarkStart w:id="78" w:name="_Toc16158"/>
       <w:r>
         <w:rPr>
           <w:rFonts w:hint="eastAsia"/>
@@ -18181,12 +18181,6 @@
             <w:insideH w:val="single" w:color="62B541" w:sz="4" w:space="0"/>
             <w:insideV w:val="single" w:color="62B541" w:sz="4" w:space="0"/>
           </w:tblBorders>
-          <w:tblCellMar>
-            <w:top w:w="0" w:type="dxa"/>
-            <w:left w:w="0" w:type="dxa"/>
-            <w:bottom w:w="0" w:type="dxa"/>
-            <w:right w:w="0" w:type="dxa"/>
-          </w:tblCellMar>
         </w:tblPrEx>
         <w:trPr>
           <w:trHeight w:val="625" w:hRule="atLeast"/>
@@ -18816,8 +18810,8 @@
           <w:lang w:eastAsia="zh-CN"/>
         </w:rPr>
       </w:pPr>
-      <w:bookmarkStart w:id="79" w:name="_Toc5893"/>
-      <w:bookmarkStart w:id="80" w:name="_Toc26760"/>
+      <w:bookmarkStart w:id="79" w:name="_Toc26760"/>
+      <w:bookmarkStart w:id="80" w:name="_Toc5893"/>
       <w:r>
         <w:rPr>
           <w:rFonts w:hint="eastAsia"/>
@@ -18882,91 +18876,6 @@
             <w:insideH w:val="dotted" w:color="A5A5A5" w:sz="4" w:space="0"/>
             <w:insideV w:val="dotted" w:color="A5A5A5" w:sz="4" w:space="0"/>
           </w:tblBorders>
-          <w:tblCellMar>
-            <w:top w:w="0" w:type="dxa"/>
-            <w:left w:w="108" w:type="dxa"/>
-            <w:bottom w:w="0" w:type="dxa"/>
-            <w:right w:w="108" w:type="dxa"/>
-          </w:tblCellMar>
-        </w:tblPrEx>
-        <w:trPr>
-          <w:trHeight w:val="465" w:hRule="atLeast"/>
-        </w:trPr>
-        <w:tc>
-          <w:tcPr>
-            <w:tcW w:w="9899" w:type="dxa"/>
-            <w:gridSpan w:val="7"/>
-            <w:tcBorders>
-              <w:top w:val="nil"/>
-              <w:left w:val="nil"/>
-              <w:bottom w:val="nil"/>
-              <w:right w:val="nil"/>
-            </w:tcBorders>
-            <w:shd w:val="clear" w:color="auto" w:fill="auto"/>
-            <w:vAlign w:val="center"/>
-          </w:tcPr>
-          <w:p>
-            <w:pPr>
-              <w:keepNext w:val="0"/>
-              <w:keepLines w:val="0"/>
-              <w:widowControl/>
-              <w:suppressLineNumbers w:val="0"/>
-              <w:jc w:val="center"/>
-              <w:textAlignment w:val="center"/>
-              <w:rPr>
-                <w:rFonts w:hint="eastAsia" w:ascii="微软雅黑" w:hAnsi="微软雅黑" w:eastAsia="微软雅黑" w:cs="微软雅黑"/>
-                <w:b/>
-                <w:bCs/>
-                <w:i w:val="0"/>
-                <w:iCs w:val="0"/>
-                <w:color w:val="FFFFFF"/>
-                <w:kern w:val="0"/>
-                <w:sz w:val="21"/>
-                <w:szCs w:val="21"/>
-                <w:u w:val="none"/>
-                <w:lang w:val="en-US" w:eastAsia="zh-CN" w:bidi="ar"/>
-              </w:rPr>
-            </w:pPr>
-            <w:r>
-              <w:rPr>
-                <w:rFonts w:hint="eastAsia" w:ascii="Times New Roman" w:hAnsi="Times New Roman" w:eastAsia="微软雅黑" w:cs="Times New Roman"/>
-                <w:sz w:val="18"/>
-                <w:szCs w:val="18"/>
-                <w:lang w:eastAsia="zh-CN"/>
-              </w:rPr>
-              <w:t xml:space="preserve">{%tr for </w:t>
-            </w:r>
-            <w:r>
-              <w:rPr>
-                <w:rFonts w:hint="eastAsia" w:ascii="Times New Roman" w:hAnsi="Times New Roman" w:eastAsia="微软雅黑" w:cs="Times New Roman"/>
-                <w:sz w:val="18"/>
-                <w:szCs w:val="18"/>
-                <w:lang w:val="en-US" w:eastAsia="zh-CN"/>
-              </w:rPr>
-              <w:t>il</w:t>
-            </w:r>
-            <w:r>
-              <w:rPr>
-                <w:rFonts w:hint="eastAsia" w:ascii="Times New Roman" w:hAnsi="Times New Roman" w:eastAsia="微软雅黑" w:cs="Times New Roman"/>
-                <w:sz w:val="18"/>
-                <w:szCs w:val="18"/>
-                <w:lang w:eastAsia="zh-CN"/>
-              </w:rPr>
-              <w:t xml:space="preserve"> in immuneLung %}</w:t>
-            </w:r>
-          </w:p>
-        </w:tc>
-      </w:tr>
-      <w:tr>
-        <w:tblPrEx>
-          <w:tblBorders>
-            <w:top w:val="dotted" w:color="A5A5A5" w:sz="4" w:space="0"/>
-            <w:left w:val="dotted" w:color="A5A5A5" w:sz="4" w:space="0"/>
-            <w:bottom w:val="dotted" w:color="A5A5A5" w:sz="4" w:space="0"/>
-            <w:right w:val="dotted" w:color="A5A5A5" w:sz="4" w:space="0"/>
-            <w:insideH w:val="dotted" w:color="A5A5A5" w:sz="4" w:space="0"/>
-            <w:insideV w:val="dotted" w:color="A5A5A5" w:sz="4" w:space="0"/>
-          </w:tblBorders>
           <w:shd w:val="clear" w:color="auto" w:fill="auto"/>
           <w:tblCellMar>
             <w:top w:w="0" w:type="dxa"/>
@@ -19000,20 +18909,45 @@
               <w:jc w:val="center"/>
               <w:textAlignment w:val="center"/>
               <w:rPr>
-                <w:rFonts w:hint="eastAsia" w:ascii="Times New Roman" w:hAnsi="Times New Roman" w:eastAsia="微软雅黑" w:cs="Times New Roman"/>
-                <w:sz w:val="18"/>
-                <w:szCs w:val="18"/>
-                <w:lang w:eastAsia="zh-CN"/>
-              </w:rPr>
-            </w:pPr>
-            <w:r>
-              <w:rPr>
-                <w:rFonts w:hint="eastAsia" w:ascii="Times New Roman" w:hAnsi="Times New Roman" w:eastAsia="微软雅黑" w:cs="Times New Roman"/>
-                <w:sz w:val="18"/>
-                <w:szCs w:val="18"/>
-                <w:lang w:eastAsia="zh-CN"/>
-              </w:rPr>
-              <w:t>{%tr if loop.first %}</w:t>
+                <w:rFonts w:hint="eastAsia" w:ascii="微软雅黑" w:hAnsi="微软雅黑" w:eastAsia="微软雅黑" w:cs="微软雅黑"/>
+                <w:b/>
+                <w:bCs/>
+                <w:i w:val="0"/>
+                <w:iCs w:val="0"/>
+                <w:color w:val="FFFFFF"/>
+                <w:kern w:val="0"/>
+                <w:sz w:val="21"/>
+                <w:szCs w:val="21"/>
+                <w:u w:val="none"/>
+                <w:lang w:val="en-US" w:eastAsia="zh-CN" w:bidi="ar"/>
+              </w:rPr>
+            </w:pPr>
+            <w:r>
+              <w:rPr>
+                <w:rFonts w:hint="eastAsia" w:ascii="Times New Roman" w:hAnsi="Times New Roman" w:eastAsia="微软雅黑" w:cs="Times New Roman"/>
+                <w:sz w:val="18"/>
+                <w:szCs w:val="18"/>
+                <w:lang w:eastAsia="zh-CN"/>
+              </w:rPr>
+              <w:t xml:space="preserve">{%tr for </w:t>
+            </w:r>
+            <w:r>
+              <w:rPr>
+                <w:rFonts w:hint="eastAsia" w:ascii="Times New Roman" w:hAnsi="Times New Roman" w:eastAsia="微软雅黑" w:cs="Times New Roman"/>
+                <w:sz w:val="18"/>
+                <w:szCs w:val="18"/>
+                <w:lang w:val="en-US" w:eastAsia="zh-CN"/>
+              </w:rPr>
+              <w:t>il</w:t>
+            </w:r>
+            <w:r>
+              <w:rPr>
+                <w:rFonts w:hint="eastAsia" w:ascii="Times New Roman" w:hAnsi="Times New Roman" w:eastAsia="微软雅黑" w:cs="Times New Roman"/>
+                <w:sz w:val="18"/>
+                <w:szCs w:val="18"/>
+                <w:lang w:eastAsia="zh-CN"/>
+              </w:rPr>
+              <w:t xml:space="preserve"> in immuneLung %}</w:t>
             </w:r>
           </w:p>
         </w:tc>
@@ -19028,7 +18962,66 @@
             <w:insideH w:val="dotted" w:color="A5A5A5" w:sz="4" w:space="0"/>
             <w:insideV w:val="dotted" w:color="A5A5A5" w:sz="4" w:space="0"/>
           </w:tblBorders>
-          <w:shd w:val="clear" w:color="auto" w:fill="auto"/>
+          <w:tblCellMar>
+            <w:top w:w="0" w:type="dxa"/>
+            <w:left w:w="108" w:type="dxa"/>
+            <w:bottom w:w="0" w:type="dxa"/>
+            <w:right w:w="108" w:type="dxa"/>
+          </w:tblCellMar>
+        </w:tblPrEx>
+        <w:trPr>
+          <w:trHeight w:val="465" w:hRule="atLeast"/>
+        </w:trPr>
+        <w:tc>
+          <w:tcPr>
+            <w:tcW w:w="9899" w:type="dxa"/>
+            <w:gridSpan w:val="7"/>
+            <w:tcBorders>
+              <w:top w:val="nil"/>
+              <w:left w:val="nil"/>
+              <w:bottom w:val="nil"/>
+              <w:right w:val="nil"/>
+            </w:tcBorders>
+            <w:shd w:val="clear" w:color="auto" w:fill="auto"/>
+            <w:vAlign w:val="center"/>
+          </w:tcPr>
+          <w:p>
+            <w:pPr>
+              <w:keepNext w:val="0"/>
+              <w:keepLines w:val="0"/>
+              <w:widowControl/>
+              <w:suppressLineNumbers w:val="0"/>
+              <w:jc w:val="center"/>
+              <w:textAlignment w:val="center"/>
+              <w:rPr>
+                <w:rFonts w:hint="eastAsia" w:ascii="Times New Roman" w:hAnsi="Times New Roman" w:eastAsia="微软雅黑" w:cs="Times New Roman"/>
+                <w:sz w:val="18"/>
+                <w:szCs w:val="18"/>
+                <w:lang w:eastAsia="zh-CN"/>
+              </w:rPr>
+            </w:pPr>
+            <w:r>
+              <w:rPr>
+                <w:rFonts w:hint="eastAsia" w:ascii="Times New Roman" w:hAnsi="Times New Roman" w:eastAsia="微软雅黑" w:cs="Times New Roman"/>
+                <w:sz w:val="18"/>
+                <w:szCs w:val="18"/>
+                <w:lang w:eastAsia="zh-CN"/>
+              </w:rPr>
+              <w:t>{%tr if loop.first %}</w:t>
+            </w:r>
+          </w:p>
+        </w:tc>
+      </w:tr>
+      <w:tr>
+        <w:tblPrEx>
+          <w:tblBorders>
+            <w:top w:val="dotted" w:color="A5A5A5" w:sz="4" w:space="0"/>
+            <w:left w:val="dotted" w:color="A5A5A5" w:sz="4" w:space="0"/>
+            <w:bottom w:val="dotted" w:color="A5A5A5" w:sz="4" w:space="0"/>
+            <w:right w:val="dotted" w:color="A5A5A5" w:sz="4" w:space="0"/>
+            <w:insideH w:val="dotted" w:color="A5A5A5" w:sz="4" w:space="0"/>
+            <w:insideV w:val="dotted" w:color="A5A5A5" w:sz="4" w:space="0"/>
+          </w:tblBorders>
           <w:tblCellMar>
             <w:top w:w="0" w:type="dxa"/>
             <w:left w:w="108" w:type="dxa"/>
@@ -19584,7 +19577,6 @@
             <w:insideH w:val="dotted" w:color="A5A5A5" w:sz="4" w:space="0"/>
             <w:insideV w:val="dotted" w:color="A5A5A5" w:sz="4" w:space="0"/>
           </w:tblBorders>
-          <w:shd w:val="clear" w:color="auto" w:fill="auto"/>
           <w:tblCellMar>
             <w:top w:w="0" w:type="dxa"/>
             <w:left w:w="108" w:type="dxa"/>
@@ -20159,70 +20151,6 @@
                 <w:lang w:val="en-US" w:eastAsia="zh-CN" w:bidi="ar"/>
               </w:rPr>
               <w:t>{%endif%}{% endfor%}</w:t>
-            </w:r>
-          </w:p>
-        </w:tc>
-      </w:tr>
-      <w:tr>
-        <w:tblPrEx>
-          <w:tblBorders>
-            <w:top w:val="dotted" w:color="A5A5A5" w:sz="4" w:space="0"/>
-            <w:left w:val="dotted" w:color="A5A5A5" w:sz="4" w:space="0"/>
-            <w:bottom w:val="dotted" w:color="A5A5A5" w:sz="4" w:space="0"/>
-            <w:right w:val="dotted" w:color="A5A5A5" w:sz="4" w:space="0"/>
-            <w:insideH w:val="dotted" w:color="A5A5A5" w:sz="4" w:space="0"/>
-            <w:insideV w:val="dotted" w:color="A5A5A5" w:sz="4" w:space="0"/>
-          </w:tblBorders>
-          <w:shd w:val="clear" w:color="auto" w:fill="auto"/>
-          <w:tblCellMar>
-            <w:top w:w="0" w:type="dxa"/>
-            <w:left w:w="108" w:type="dxa"/>
-            <w:bottom w:w="0" w:type="dxa"/>
-            <w:right w:w="108" w:type="dxa"/>
-          </w:tblCellMar>
-        </w:tblPrEx>
-        <w:trPr>
-          <w:trHeight w:val="510" w:hRule="atLeast"/>
-        </w:trPr>
-        <w:tc>
-          <w:tcPr>
-            <w:tcW w:w="9899" w:type="dxa"/>
-            <w:gridSpan w:val="7"/>
-            <w:tcBorders>
-              <w:tl2br w:val="nil"/>
-              <w:tr2bl w:val="nil"/>
-            </w:tcBorders>
-            <w:shd w:val="clear" w:color="auto" w:fill="auto"/>
-            <w:vAlign w:val="center"/>
-          </w:tcPr>
-          <w:p>
-            <w:pPr>
-              <w:keepNext w:val="0"/>
-              <w:keepLines w:val="0"/>
-              <w:widowControl/>
-              <w:suppressLineNumbers w:val="0"/>
-              <w:jc w:val="center"/>
-              <w:textAlignment w:val="center"/>
-              <w:rPr>
-                <w:rFonts w:hint="default" w:ascii="Times New Roman" w:hAnsi="Times New Roman" w:eastAsia="宋体" w:cs="Times New Roman"/>
-                <w:i w:val="0"/>
-                <w:iCs w:val="0"/>
-                <w:color w:val="auto"/>
-                <w:kern w:val="0"/>
-                <w:sz w:val="18"/>
-                <w:szCs w:val="18"/>
-                <w:u w:val="none"/>
-                <w:lang w:val="en-US" w:eastAsia="zh-CN" w:bidi="ar"/>
-              </w:rPr>
-            </w:pPr>
-            <w:r>
-              <w:rPr>
-                <w:rFonts w:hint="eastAsia" w:ascii="Times New Roman" w:hAnsi="Times New Roman" w:eastAsia="微软雅黑" w:cs="Times New Roman"/>
-                <w:sz w:val="18"/>
-                <w:szCs w:val="18"/>
-                <w:lang w:eastAsia="zh-CN"/>
-              </w:rPr>
-              <w:t>{%tr endif %}</w:t>
             </w:r>
           </w:p>
         </w:tc>
@@ -20267,6 +20195,69 @@
               <w:jc w:val="center"/>
               <w:textAlignment w:val="center"/>
               <w:rPr>
+                <w:rFonts w:hint="default" w:ascii="Times New Roman" w:hAnsi="Times New Roman" w:eastAsia="宋体" w:cs="Times New Roman"/>
+                <w:i w:val="0"/>
+                <w:iCs w:val="0"/>
+                <w:color w:val="auto"/>
+                <w:kern w:val="0"/>
+                <w:sz w:val="18"/>
+                <w:szCs w:val="18"/>
+                <w:u w:val="none"/>
+                <w:lang w:val="en-US" w:eastAsia="zh-CN" w:bidi="ar"/>
+              </w:rPr>
+            </w:pPr>
+            <w:r>
+              <w:rPr>
+                <w:rFonts w:hint="eastAsia" w:ascii="Times New Roman" w:hAnsi="Times New Roman" w:eastAsia="微软雅黑" w:cs="Times New Roman"/>
+                <w:sz w:val="18"/>
+                <w:szCs w:val="18"/>
+                <w:lang w:eastAsia="zh-CN"/>
+              </w:rPr>
+              <w:t>{%tr endif %}</w:t>
+            </w:r>
+          </w:p>
+        </w:tc>
+      </w:tr>
+      <w:tr>
+        <w:tblPrEx>
+          <w:tblBorders>
+            <w:top w:val="dotted" w:color="A5A5A5" w:sz="4" w:space="0"/>
+            <w:left w:val="dotted" w:color="A5A5A5" w:sz="4" w:space="0"/>
+            <w:bottom w:val="dotted" w:color="A5A5A5" w:sz="4" w:space="0"/>
+            <w:right w:val="dotted" w:color="A5A5A5" w:sz="4" w:space="0"/>
+            <w:insideH w:val="dotted" w:color="A5A5A5" w:sz="4" w:space="0"/>
+            <w:insideV w:val="dotted" w:color="A5A5A5" w:sz="4" w:space="0"/>
+          </w:tblBorders>
+          <w:tblCellMar>
+            <w:top w:w="0" w:type="dxa"/>
+            <w:left w:w="108" w:type="dxa"/>
+            <w:bottom w:w="0" w:type="dxa"/>
+            <w:right w:w="108" w:type="dxa"/>
+          </w:tblCellMar>
+        </w:tblPrEx>
+        <w:trPr>
+          <w:trHeight w:val="510" w:hRule="atLeast"/>
+        </w:trPr>
+        <w:tc>
+          <w:tcPr>
+            <w:tcW w:w="9899" w:type="dxa"/>
+            <w:gridSpan w:val="7"/>
+            <w:tcBorders>
+              <w:tl2br w:val="nil"/>
+              <w:tr2bl w:val="nil"/>
+            </w:tcBorders>
+            <w:shd w:val="clear" w:color="auto" w:fill="auto"/>
+            <w:vAlign w:val="center"/>
+          </w:tcPr>
+          <w:p>
+            <w:pPr>
+              <w:keepNext w:val="0"/>
+              <w:keepLines w:val="0"/>
+              <w:widowControl/>
+              <w:suppressLineNumbers w:val="0"/>
+              <w:jc w:val="center"/>
+              <w:textAlignment w:val="center"/>
+              <w:rPr>
                 <w:rFonts w:hint="eastAsia" w:ascii="Times New Roman" w:hAnsi="Times New Roman" w:eastAsia="微软雅黑" w:cs="Times New Roman"/>
                 <w:sz w:val="18"/>
                 <w:szCs w:val="18"/>
@@ -20381,8 +20372,8 @@
           </w14:shadow>
         </w:rPr>
       </w:pPr>
-      <w:bookmarkStart w:id="81" w:name="_Toc2574"/>
-      <w:bookmarkStart w:id="82" w:name="_Toc15898"/>
+      <w:bookmarkStart w:id="81" w:name="_Toc15898"/>
+      <w:bookmarkStart w:id="82" w:name="_Toc2574"/>
       <w:r>
         <w:rPr>
           <w:rFonts w:ascii="Times New Roman" w:hAnsi="Times New Roman"/>
@@ -20426,18 +20417,18 @@
       </w:pPr>
       <w:bookmarkStart w:id="83" w:name="_Toc17557"/>
       <w:bookmarkStart w:id="84" w:name="_Toc32302"/>
-      <w:bookmarkStart w:id="85" w:name="_Toc149832737"/>
-      <w:bookmarkStart w:id="86" w:name="_Toc149826013"/>
-      <w:bookmarkStart w:id="87" w:name="_Toc103"/>
-      <w:bookmarkStart w:id="88" w:name="_Toc8516"/>
+      <w:bookmarkStart w:id="85" w:name="_Toc149826013"/>
+      <w:bookmarkStart w:id="86" w:name="_Toc8516"/>
+      <w:bookmarkStart w:id="87" w:name="_Toc149832737"/>
+      <w:bookmarkStart w:id="88" w:name="_Toc103"/>
       <w:bookmarkStart w:id="89" w:name="_Toc28240"/>
       <w:bookmarkStart w:id="90" w:name="_Toc13698"/>
       <w:bookmarkStart w:id="91" w:name="_Toc107825561"/>
       <w:bookmarkStart w:id="92" w:name="_Toc27302"/>
       <w:bookmarkStart w:id="93" w:name="_Toc21764_WPSOffice_Level1"/>
       <w:bookmarkStart w:id="94" w:name="_Toc11294"/>
-      <w:bookmarkStart w:id="95" w:name="_Toc1707_WPSOffice_Level1"/>
-      <w:bookmarkStart w:id="96" w:name="_Toc13196_WPSOffice_Level1"/>
+      <w:bookmarkStart w:id="95" w:name="_Toc13196_WPSOffice_Level1"/>
+      <w:bookmarkStart w:id="96" w:name="_Toc1707_WPSOffice_Level1"/>
       <w:bookmarkStart w:id="97" w:name="_Toc16835"/>
       <w:r>
         <w:rPr>
@@ -29581,20 +29572,20 @@
           <w:lang w:eastAsia="zh-CN"/>
         </w:rPr>
       </w:pPr>
-      <w:bookmarkStart w:id="100" w:name="_Toc14255_WPSOffice_Level1"/>
-      <w:bookmarkStart w:id="101" w:name="_Toc4079"/>
-      <w:bookmarkStart w:id="102" w:name="_Toc28605"/>
+      <w:bookmarkStart w:id="100" w:name="_Toc24085_WPSOffice_Level1"/>
+      <w:bookmarkStart w:id="101" w:name="_Toc28605"/>
+      <w:bookmarkStart w:id="102" w:name="_Toc15840_WPSOffice_Level1"/>
       <w:bookmarkStart w:id="103" w:name="_Toc27230"/>
-      <w:bookmarkStart w:id="104" w:name="_Toc32150"/>
-      <w:bookmarkStart w:id="105" w:name="_Toc3674"/>
-      <w:bookmarkStart w:id="106" w:name="_Toc15840_WPSOffice_Level1"/>
-      <w:bookmarkStart w:id="107" w:name="_Toc23209"/>
-      <w:bookmarkStart w:id="108" w:name="_Toc24085_WPSOffice_Level1"/>
+      <w:bookmarkStart w:id="104" w:name="_Toc14255_WPSOffice_Level1"/>
+      <w:bookmarkStart w:id="105" w:name="_Toc23209"/>
+      <w:bookmarkStart w:id="106" w:name="_Toc3674"/>
+      <w:bookmarkStart w:id="107" w:name="_Toc4079"/>
+      <w:bookmarkStart w:id="108" w:name="_Toc32150"/>
       <w:bookmarkStart w:id="109" w:name="_Toc9066"/>
       <w:bookmarkStart w:id="110" w:name="_Toc11193_WPSOffice_Level1"/>
       <w:bookmarkStart w:id="111" w:name="_Toc28810_WPSOffice_Level1"/>
-      <w:bookmarkStart w:id="112" w:name="_Toc23688"/>
-      <w:bookmarkStart w:id="113" w:name="_Toc11896_WPSOffice_Level1"/>
+      <w:bookmarkStart w:id="112" w:name="_Toc11896_WPSOffice_Level1"/>
+      <w:bookmarkStart w:id="113" w:name="_Toc23688"/>
       <w:r>
         <w:rPr>
           <w:rFonts w:hint="eastAsia" w:ascii="Times New Roman" w:hAnsi="Times New Roman"/>
@@ -31805,9 +31796,9 @@
         </w:rPr>
       </w:pPr>
       <w:bookmarkStart w:id="114" w:name="_Toc31843"/>
-      <w:bookmarkStart w:id="115" w:name="_Hlk33190413"/>
-      <w:bookmarkStart w:id="116" w:name="_Toc4303"/>
-      <w:bookmarkStart w:id="117" w:name="_Toc107330130"/>
+      <w:bookmarkStart w:id="115" w:name="_Toc107330130"/>
+      <w:bookmarkStart w:id="116" w:name="_Hlk33190413"/>
+      <w:bookmarkStart w:id="117" w:name="_Toc4303"/>
       <w:bookmarkStart w:id="118" w:name="_Toc24780"/>
     </w:p>
     <w:p>
@@ -32344,10 +32335,10 @@
           <w:lang w:eastAsia="zh-CN"/>
         </w:rPr>
       </w:pPr>
-      <w:bookmarkStart w:id="119" w:name="_Toc28435"/>
-      <w:bookmarkStart w:id="120" w:name="_Toc107825567"/>
-      <w:bookmarkStart w:id="121" w:name="_Toc31498"/>
-      <w:bookmarkStart w:id="122" w:name="_Toc31027"/>
+      <w:bookmarkStart w:id="119" w:name="_Toc31498"/>
+      <w:bookmarkStart w:id="120" w:name="_Toc31027"/>
+      <w:bookmarkStart w:id="121" w:name="_Toc107825567"/>
+      <w:bookmarkStart w:id="122" w:name="_Toc28435"/>
       <w:bookmarkStart w:id="123" w:name="_Toc20403"/>
       <w:r>
         <w:rPr>
@@ -32448,18 +32439,18 @@
                 </w14:textFill>
               </w:rPr>
             </w:pPr>
-            <w:bookmarkStart w:id="124" w:name="_Toc11823"/>
-            <w:bookmarkStart w:id="125" w:name="_Toc25415_WPSOffice_Level1"/>
+            <w:bookmarkStart w:id="124" w:name="_Toc107825568"/>
+            <w:bookmarkStart w:id="125" w:name="_Toc14645_WPSOffice_Level1"/>
             <w:bookmarkStart w:id="126" w:name="_Toc13557_WPSOffice_Level1"/>
-            <w:bookmarkStart w:id="127" w:name="_Toc15690"/>
-            <w:bookmarkStart w:id="128" w:name="_Toc22381"/>
-            <w:bookmarkStart w:id="129" w:name="_Toc14645_WPSOffice_Level1"/>
-            <w:bookmarkStart w:id="130" w:name="_Toc32730"/>
-            <w:bookmarkStart w:id="131" w:name="_Toc107825568"/>
+            <w:bookmarkStart w:id="127" w:name="_Toc11823"/>
+            <w:bookmarkStart w:id="128" w:name="_Toc25415_WPSOffice_Level1"/>
+            <w:bookmarkStart w:id="129" w:name="_Toc15690"/>
+            <w:bookmarkStart w:id="130" w:name="_Toc22381"/>
+            <w:bookmarkStart w:id="131" w:name="_Toc32730"/>
             <w:bookmarkStart w:id="132" w:name="_Toc20170_WPSOffice_Level1"/>
-            <w:bookmarkStart w:id="133" w:name="_Toc26985_WPSOffice_Level1"/>
-            <w:bookmarkStart w:id="134" w:name="_Toc28454_WPSOffice_Level1"/>
-            <w:bookmarkStart w:id="135" w:name="_Toc5476"/>
+            <w:bookmarkStart w:id="133" w:name="_Toc28454_WPSOffice_Level1"/>
+            <w:bookmarkStart w:id="134" w:name="_Toc5476"/>
+            <w:bookmarkStart w:id="135" w:name="_Toc26985_WPSOffice_Level1"/>
             <w:r>
               <w:rPr>
                 <w:rFonts w:hint="default" w:ascii="Times New Roman" w:hAnsi="Times New Roman" w:eastAsia="微软雅黑" w:cs="Times New Roman"/>
@@ -33059,16 +33050,16 @@
           <w:lang w:eastAsia="zh-CN"/>
         </w:rPr>
       </w:pPr>
-      <w:bookmarkStart w:id="136" w:name="_Toc11722"/>
-      <w:bookmarkStart w:id="137" w:name="_Toc21043"/>
-      <w:bookmarkStart w:id="138" w:name="_Toc22484_WPSOffice_Level1"/>
-      <w:bookmarkStart w:id="139" w:name="_Toc107825569"/>
-      <w:bookmarkStart w:id="140" w:name="_Toc28910_WPSOffice_Level1"/>
-      <w:bookmarkStart w:id="141" w:name="_Toc29696"/>
-      <w:bookmarkStart w:id="142" w:name="_Toc16368_WPSOffice_Level1"/>
+      <w:bookmarkStart w:id="136" w:name="_Toc28910_WPSOffice_Level1"/>
+      <w:bookmarkStart w:id="137" w:name="_Toc107825569"/>
+      <w:bookmarkStart w:id="138" w:name="_Toc11722"/>
+      <w:bookmarkStart w:id="139" w:name="_Toc22484_WPSOffice_Level1"/>
+      <w:bookmarkStart w:id="140" w:name="_Toc10119"/>
+      <w:bookmarkStart w:id="141" w:name="_Toc21043"/>
+      <w:bookmarkStart w:id="142" w:name="_Toc19099"/>
       <w:bookmarkStart w:id="143" w:name="_Toc7549"/>
-      <w:bookmarkStart w:id="144" w:name="_Toc19099"/>
-      <w:bookmarkStart w:id="145" w:name="_Toc10119"/>
+      <w:bookmarkStart w:id="144" w:name="_Toc29696"/>
+      <w:bookmarkStart w:id="145" w:name="_Toc16368_WPSOffice_Level1"/>
       <w:bookmarkStart w:id="146" w:name="_Toc11888"/>
       <w:r>
         <w:rPr>
@@ -33626,10 +33617,10 @@
           <w:lang w:eastAsia="zh-CN"/>
         </w:rPr>
       </w:pPr>
-      <w:bookmarkStart w:id="150" w:name="_Toc11856"/>
-      <w:bookmarkStart w:id="151" w:name="_Toc27216"/>
-      <w:bookmarkStart w:id="152" w:name="_Toc3409"/>
-      <w:bookmarkStart w:id="153" w:name="_Toc15114"/>
+      <w:bookmarkStart w:id="150" w:name="_Toc15114"/>
+      <w:bookmarkStart w:id="151" w:name="_Toc11856"/>
+      <w:bookmarkStart w:id="152" w:name="_Toc27216"/>
+      <w:bookmarkStart w:id="153" w:name="_Toc3409"/>
       <w:r>
         <w:rPr>
           <w:rFonts w:hint="eastAsia"/>
@@ -33876,17 +33867,17 @@
           <w:lang w:eastAsia="zh-CN"/>
         </w:rPr>
       </w:pPr>
-      <w:bookmarkStart w:id="154" w:name="_Toc9662"/>
-      <w:bookmarkStart w:id="155" w:name="_Toc16927"/>
-      <w:bookmarkStart w:id="156" w:name="_Toc13776"/>
-      <w:bookmarkStart w:id="157" w:name="_Toc107825571"/>
+      <w:bookmarkStart w:id="154" w:name="_Toc13776"/>
+      <w:bookmarkStart w:id="155" w:name="_Toc107825571"/>
+      <w:bookmarkStart w:id="156" w:name="_Toc16927"/>
+      <w:bookmarkStart w:id="157" w:name="_Toc21361"/>
       <w:bookmarkStart w:id="158" w:name="_Toc10112"/>
-      <w:bookmarkStart w:id="159" w:name="_Toc21361"/>
-      <w:bookmarkStart w:id="160" w:name="_Toc13275"/>
-      <w:bookmarkStart w:id="161" w:name="_Toc22162_WPSOffice_Level1"/>
-      <w:bookmarkStart w:id="162" w:name="_Toc22623"/>
-      <w:bookmarkStart w:id="163" w:name="_Toc14611_WPSOffice_Level1"/>
-      <w:bookmarkStart w:id="164" w:name="_Toc19584_WPSOffice_Level1"/>
+      <w:bookmarkStart w:id="159" w:name="_Toc9662"/>
+      <w:bookmarkStart w:id="160" w:name="_Toc14611_WPSOffice_Level1"/>
+      <w:bookmarkStart w:id="161" w:name="_Toc19584_WPSOffice_Level1"/>
+      <w:bookmarkStart w:id="162" w:name="_Toc22162_WPSOffice_Level1"/>
+      <w:bookmarkStart w:id="163" w:name="_Toc22623"/>
+      <w:bookmarkStart w:id="164" w:name="_Toc13275"/>
       <w:bookmarkStart w:id="165" w:name="_Toc17792_WPSOffice_Level2"/>
       <w:r>
         <w:rPr>
@@ -36651,7 +36642,7 @@
           <w:lang w:eastAsia="zh-CN"/>
         </w:rPr>
         <w:sectPr>
-          <w:footerReference r:id="rId7" w:type="default"/>
+          <w:footerReference r:id="rId5" w:type="default"/>
           <w:pgSz w:w="11910" w:h="16840"/>
           <w:pgMar w:top="1037" w:right="1020" w:bottom="981" w:left="1020" w:header="567" w:footer="567" w:gutter="0"/>
           <w:pgNumType w:fmt="decimal" w:start="1"/>
@@ -37067,7 +37058,7 @@
                     </pic:cNvPicPr>
                   </pic:nvPicPr>
                   <pic:blipFill>
-                    <a:blip r:embed="rId19"/>
+                    <a:blip r:embed="rId17"/>
                     <a:stretch>
                       <a:fillRect/>
                     </a:stretch>
@@ -37123,7 +37114,7 @@
                     </pic:cNvPicPr>
                   </pic:nvPicPr>
                   <pic:blipFill>
-                    <a:blip r:embed="rId20"/>
+                    <a:blip r:embed="rId18"/>
                     <a:stretch>
                       <a:fillRect/>
                     </a:stretch>
@@ -37268,8 +37259,8 @@
             <wp:positionH relativeFrom="column">
               <wp:posOffset>4349750</wp:posOffset>
             </wp:positionH>
-            <wp:positionV relativeFrom="page">
-              <wp:posOffset>8304530</wp:posOffset>
+            <wp:positionV relativeFrom="paragraph">
+              <wp:posOffset>62230</wp:posOffset>
             </wp:positionV>
             <wp:extent cx="2016760" cy="431800"/>
             <wp:effectExtent l="0" t="0" r="10160" b="10160"/>
@@ -37288,7 +37279,7 @@
                     </pic:cNvPicPr>
                   </pic:nvPicPr>
                   <pic:blipFill>
-                    <a:blip r:embed="rId12"/>
+                    <a:blip r:embed="rId10"/>
                     <a:stretch>
                       <a:fillRect/>
                     </a:stretch>
@@ -37370,7 +37361,7 @@
                     </pic:cNvPicPr>
                   </pic:nvPicPr>
                   <pic:blipFill>
-                    <a:blip r:embed="rId21"/>
+                    <a:blip r:embed="rId19"/>
                     <a:srcRect/>
                     <a:stretch>
                       <a:fillRect/>
@@ -37704,8 +37695,8 @@
       </w:r>
     </w:p>
     <w:sectPr>
-      <w:headerReference r:id="rId8" w:type="default"/>
-      <w:footerReference r:id="rId9" w:type="default"/>
+      <w:headerReference r:id="rId6" w:type="default"/>
+      <w:footerReference r:id="rId7" w:type="default"/>
       <w:pgSz w:w="11906" w:h="16838"/>
       <w:pgMar w:top="850" w:right="850" w:bottom="850" w:left="850" w:header="851" w:footer="992" w:gutter="0"/>
       <w:pgBorders>
@@ -37732,16 +37723,6 @@
 </file>
 
 <file path=word/footer2.xml><?xml version="1.0" encoding="utf-8"?>
-<w:ftr xmlns:wpc="http://schemas.microsoft.com/office/word/2010/wordprocessingCanvas" xmlns:mc="http://schemas.openxmlformats.org/markup-compatibility/2006" xmlns:o="urn:schemas-microsoft-com:office:office" xmlns:r="http://schemas.openxmlformats.org/officeDocument/2006/relationships" xmlns:m="http://schemas.openxmlformats.org/officeDocument/2006/math" xmlns:v="urn:schemas-microsoft-com:vml" xmlns:wp14="http://schemas.microsoft.com/office/word/2010/wordprocessingDrawing" xmlns:wp="http://schemas.openxmlformats.org/drawingml/2006/wordprocessingDrawing" xmlns:w10="urn:schemas-microsoft-com:office:word" xmlns:w="http://schemas.openxmlformats.org/wordprocessingml/2006/main" xmlns:w14="http://schemas.microsoft.com/office/word/2010/wordml" xmlns:w15="http://schemas.microsoft.com/office/word/2012/wordml" xmlns:wpg="http://schemas.microsoft.com/office/word/2010/wordprocessingGroup" xmlns:wpi="http://schemas.microsoft.com/office/word/2010/wordprocessingInk" xmlns:wne="http://schemas.microsoft.com/office/word/2006/wordml" xmlns:wps="http://schemas.microsoft.com/office/word/2010/wordprocessingShape" xmlns:wpsCustomData="http://www.wps.cn/officeDocument/2013/wpsCustomData" mc:Ignorable="w14 w15 wp14">
-  <w:p>
-    <w:pPr>
-      <w:pStyle w:val="9"/>
-    </w:pPr>
-  </w:p>
-</w:ftr>
-</file>
-
-<file path=word/footer3.xml><?xml version="1.0" encoding="utf-8"?>
 <w:ftr xmlns:wpc="http://schemas.microsoft.com/office/word/2010/wordprocessingCanvas" xmlns:mc="http://schemas.openxmlformats.org/markup-compatibility/2006" xmlns:o="urn:schemas-microsoft-com:office:office" xmlns:r="http://schemas.openxmlformats.org/officeDocument/2006/relationships" xmlns:m="http://schemas.openxmlformats.org/officeDocument/2006/math" xmlns:v="urn:schemas-microsoft-com:vml" xmlns:wp14="http://schemas.microsoft.com/office/word/2010/wordprocessingDrawing" xmlns:wp="http://schemas.openxmlformats.org/drawingml/2006/wordprocessingDrawing" xmlns:w10="urn:schemas-microsoft-com:office:word" xmlns:w="http://schemas.openxmlformats.org/wordprocessingml/2006/main" xmlns:w14="http://schemas.microsoft.com/office/word/2010/wordml" xmlns:w15="http://schemas.microsoft.com/office/word/2012/wordml" xmlns:wpg="http://schemas.microsoft.com/office/word/2010/wordprocessingGroup" xmlns:wpi="http://schemas.microsoft.com/office/word/2010/wordprocessingInk" xmlns:wne="http://schemas.microsoft.com/office/word/2006/wordml" xmlns:wps="http://schemas.microsoft.com/office/word/2010/wordprocessingShape" xmlns:wpsCustomData="http://www.wps.cn/officeDocument/2013/wpsCustomData" mc:Ignorable="w14 w15 wp14">
   <w:p>
     <w:pPr>
@@ -38167,7 +38148,7 @@
 </w:ftr>
 </file>
 
-<file path=word/footer4.xml><?xml version="1.0" encoding="utf-8"?>
+<file path=word/footer3.xml><?xml version="1.0" encoding="utf-8"?>
 <w:ftr xmlns:wpc="http://schemas.microsoft.com/office/word/2010/wordprocessingCanvas" xmlns:mc="http://schemas.openxmlformats.org/markup-compatibility/2006" xmlns:o="urn:schemas-microsoft-com:office:office" xmlns:r="http://schemas.openxmlformats.org/officeDocument/2006/relationships" xmlns:m="http://schemas.openxmlformats.org/officeDocument/2006/math" xmlns:v="urn:schemas-microsoft-com:vml" xmlns:wp14="http://schemas.microsoft.com/office/word/2010/wordprocessingDrawing" xmlns:wp="http://schemas.openxmlformats.org/drawingml/2006/wordprocessingDrawing" xmlns:w10="urn:schemas-microsoft-com:office:word" xmlns:w="http://schemas.openxmlformats.org/wordprocessingml/2006/main" xmlns:w14="http://schemas.microsoft.com/office/word/2010/wordml" xmlns:w15="http://schemas.microsoft.com/office/word/2012/wordml" xmlns:wpg="http://schemas.microsoft.com/office/word/2010/wordprocessingGroup" xmlns:wpi="http://schemas.microsoft.com/office/word/2010/wordprocessingInk" xmlns:wne="http://schemas.microsoft.com/office/word/2006/wordml" xmlns:wps="http://schemas.microsoft.com/office/word/2010/wordprocessingShape" xmlns:wpsCustomData="http://www.wps.cn/officeDocument/2013/wpsCustomData" mc:Ignorable="w14 w15 wp14">
   <w:p>
     <w:pPr>
@@ -38181,31 +38162,20 @@
 <w:hdr xmlns:wpc="http://schemas.microsoft.com/office/word/2010/wordprocessingCanvas" xmlns:mc="http://schemas.openxmlformats.org/markup-compatibility/2006" xmlns:o="urn:schemas-microsoft-com:office:office" xmlns:r="http://schemas.openxmlformats.org/officeDocument/2006/relationships" xmlns:m="http://schemas.openxmlformats.org/officeDocument/2006/math" xmlns:v="urn:schemas-microsoft-com:vml" xmlns:wp14="http://schemas.microsoft.com/office/word/2010/wordprocessingDrawing" xmlns:wp="http://schemas.openxmlformats.org/drawingml/2006/wordprocessingDrawing" xmlns:w10="urn:schemas-microsoft-com:office:word" xmlns:w="http://schemas.openxmlformats.org/wordprocessingml/2006/main" xmlns:w14="http://schemas.microsoft.com/office/word/2010/wordml" xmlns:w15="http://schemas.microsoft.com/office/word/2012/wordml" xmlns:wpg="http://schemas.microsoft.com/office/word/2010/wordprocessingGroup" xmlns:wpi="http://schemas.microsoft.com/office/word/2010/wordprocessingInk" xmlns:wne="http://schemas.microsoft.com/office/word/2006/wordml" xmlns:wps="http://schemas.microsoft.com/office/word/2010/wordprocessingShape" xmlns:wpsCustomData="http://www.wps.cn/officeDocument/2013/wpsCustomData" mc:Ignorable="w14 w15 wp14">
   <w:p>
     <w:pPr>
-      <w:pStyle w:val="10"/>
-    </w:pPr>
-  </w:p>
-</w:hdr>
-</file>
-
-<file path=word/header2.xml><?xml version="1.0" encoding="utf-8"?>
-<w:hdr xmlns:wpc="http://schemas.microsoft.com/office/word/2010/wordprocessingCanvas" xmlns:mc="http://schemas.openxmlformats.org/markup-compatibility/2006" xmlns:o="urn:schemas-microsoft-com:office:office" xmlns:r="http://schemas.openxmlformats.org/officeDocument/2006/relationships" xmlns:m="http://schemas.openxmlformats.org/officeDocument/2006/math" xmlns:v="urn:schemas-microsoft-com:vml" xmlns:wp14="http://schemas.microsoft.com/office/word/2010/wordprocessingDrawing" xmlns:wp="http://schemas.openxmlformats.org/drawingml/2006/wordprocessingDrawing" xmlns:w10="urn:schemas-microsoft-com:office:word" xmlns:w="http://schemas.openxmlformats.org/wordprocessingml/2006/main" xmlns:w14="http://schemas.microsoft.com/office/word/2010/wordml" xmlns:w15="http://schemas.microsoft.com/office/word/2012/wordml" xmlns:wpg="http://schemas.microsoft.com/office/word/2010/wordprocessingGroup" xmlns:wpi="http://schemas.microsoft.com/office/word/2010/wordprocessingInk" xmlns:wne="http://schemas.microsoft.com/office/word/2006/wordml" xmlns:wps="http://schemas.microsoft.com/office/word/2010/wordprocessingShape" xmlns:wpsCustomData="http://www.wps.cn/officeDocument/2013/wpsCustomData" mc:Ignorable="w14 w15 wp14">
-  <w:p>
-    <w:pPr>
       <w:jc w:val="right"/>
       <w:rPr>
         <w:lang w:eastAsia="zh-CN"/>
       </w:rPr>
     </w:pPr>
-    <w:bookmarkStart w:id="166" w:name="_GoBack"/>
     <w:r>
       <w:drawing>
         <wp:anchor distT="0" distB="0" distL="114300" distR="114300" simplePos="0" relativeHeight="251670528" behindDoc="0" locked="0" layoutInCell="1" allowOverlap="1">
           <wp:simplePos x="0" y="0"/>
           <wp:positionH relativeFrom="column">
-            <wp:posOffset>13970</wp:posOffset>
+            <wp:posOffset>22860</wp:posOffset>
           </wp:positionH>
           <wp:positionV relativeFrom="paragraph">
-            <wp:posOffset>-66040</wp:posOffset>
+            <wp:posOffset>-132715</wp:posOffset>
           </wp:positionV>
           <wp:extent cx="2016760" cy="431800"/>
           <wp:effectExtent l="0" t="0" r="10160" b="10160"/>
@@ -38248,7 +38218,6 @@
         </wp:anchor>
       </w:drawing>
     </w:r>
-    <w:bookmarkEnd w:id="166"/>
     <w:r>
       <w:rPr>
         <w:color w:val="7F7F7F"/>
@@ -38258,9 +38227,17 @@
         <w:lang w:eastAsia="zh-CN"/>
       </w:rPr>
       <w:drawing>
-        <wp:inline distT="0" distB="0" distL="0" distR="0">
+        <wp:anchor distT="0" distB="0" distL="0" distR="0" simplePos="0" relativeHeight="251671552" behindDoc="0" locked="0" layoutInCell="1" allowOverlap="1">
+          <wp:simplePos x="0" y="0"/>
+          <wp:positionH relativeFrom="column">
+            <wp:posOffset>4870450</wp:posOffset>
+          </wp:positionH>
+          <wp:positionV relativeFrom="paragraph">
+            <wp:posOffset>-92710</wp:posOffset>
+          </wp:positionV>
           <wp:extent cx="1369060" cy="389255"/>
           <wp:effectExtent l="0" t="0" r="2540" b="6350"/>
+          <wp:wrapNone/>
           <wp:docPr id="17" name="图片 17" descr="C:\Users\JT\Desktop\2019.3.1-诺禾致源logo-最新版\logo-透明底.pnglogo-透明底"/>
           <wp:cNvGraphicFramePr>
             <a:graphicFrameLocks xmlns:a="http://schemas.openxmlformats.org/drawingml/2006/main" noChangeAspect="1"/>
@@ -38293,14 +38270,14 @@
               </pic:pic>
             </a:graphicData>
           </a:graphic>
-        </wp:inline>
+        </wp:anchor>
       </w:drawing>
     </w:r>
   </w:p>
 </w:hdr>
 </file>
 
-<file path=word/header3.xml><?xml version="1.0" encoding="utf-8"?>
+<file path=word/header2.xml><?xml version="1.0" encoding="utf-8"?>
 <w:hdr xmlns:wpc="http://schemas.microsoft.com/office/word/2010/wordprocessingCanvas" xmlns:mc="http://schemas.openxmlformats.org/markup-compatibility/2006" xmlns:o="urn:schemas-microsoft-com:office:office" xmlns:r="http://schemas.openxmlformats.org/officeDocument/2006/relationships" xmlns:m="http://schemas.openxmlformats.org/officeDocument/2006/math" xmlns:v="urn:schemas-microsoft-com:vml" xmlns:wp14="http://schemas.microsoft.com/office/word/2010/wordprocessingDrawing" xmlns:wp="http://schemas.openxmlformats.org/drawingml/2006/wordprocessingDrawing" xmlns:w10="urn:schemas-microsoft-com:office:word" xmlns:w="http://schemas.openxmlformats.org/wordprocessingml/2006/main" xmlns:w14="http://schemas.microsoft.com/office/word/2010/wordml" xmlns:w15="http://schemas.microsoft.com/office/word/2012/wordml" xmlns:wpg="http://schemas.microsoft.com/office/word/2010/wordprocessingGroup" xmlns:wpi="http://schemas.microsoft.com/office/word/2010/wordprocessingInk" xmlns:wne="http://schemas.microsoft.com/office/word/2006/wordml" xmlns:wps="http://schemas.microsoft.com/office/word/2010/wordprocessingShape" xmlns:wpsCustomData="http://www.wps.cn/officeDocument/2013/wpsCustomData" mc:Ignorable="w14 w15 wp14">
   <w:p>
     <w:pPr>
